--- a/AIA_Architecte_Intelligence_Artificielle/Bloc_2_Architecture_Donnees/Step_4_Analyses_OLAP_KPI/Documentation_KPI.docx
+++ b/AIA_Architecte_Intelligence_Artificielle/Bloc_2_Architecture_Donnees/Step_4_Analyses_OLAP_KPI/Documentation_KPI.docx
@@ -39,7 +39,23 @@
         <w:t>Objectif :</w:t>
       </w:r>
       <w:r>
-        <w:t xml:space="preserve"> exploiter le modèle en étoile du Data Warehouse (dw) pour produire les indicateurs stratégiques de Stripe.</w:t>
+        <w:t xml:space="preserve"> exploiter le modèle en étoile du Data Warehouse (</w:t>
+      </w:r>
+      <w:proofErr w:type="spellStart"/>
+      <w:r>
+        <w:t>dw</w:t>
+      </w:r>
+      <w:proofErr w:type="spellEnd"/>
+      <w:r>
+        <w:t xml:space="preserve">) pour produire les indicateurs stratégiques de </w:t>
+      </w:r>
+      <w:proofErr w:type="spellStart"/>
+      <w:r>
+        <w:t>Stripe</w:t>
+      </w:r>
+      <w:proofErr w:type="spellEnd"/>
+      <w:r>
+        <w:t>.</w:t>
       </w:r>
       <w:r>
         <w:br/>
@@ -52,16 +68,66 @@
         <w:t>Périmètre :</w:t>
       </w:r>
       <w:r>
-        <w:t xml:space="preserve"> toutes les requêtes sont calculées sur la table de faits dw.fact_transactions et ses dimensions (dim_merchant, dim_customer, dim_plan, dim_invoice, dim_payment_method, dim_date).</w:t>
-      </w:r>
-    </w:p>
-    <w:p>
-      <w:r>
-        <w:pict w14:anchorId="5688F23B">
-          <v:rect id="_x0000_i1097" style="width:0;height:1.5pt" o:hralign="center" o:hrstd="t" o:hr="t" fillcolor="#a0a0a0" stroked="f"/>
-        </w:pict>
-      </w:r>
-    </w:p>
+        <w:t xml:space="preserve"> toutes les requêtes sont calculées sur la table de faits </w:t>
+      </w:r>
+      <w:proofErr w:type="spellStart"/>
+      <w:r>
+        <w:t>dw.fact_transactions</w:t>
+      </w:r>
+      <w:proofErr w:type="spellEnd"/>
+      <w:r>
+        <w:t xml:space="preserve"> et ses dimensions (</w:t>
+      </w:r>
+      <w:proofErr w:type="spellStart"/>
+      <w:r>
+        <w:t>dim_merchant</w:t>
+      </w:r>
+      <w:proofErr w:type="spellEnd"/>
+      <w:r>
+        <w:t xml:space="preserve">, </w:t>
+      </w:r>
+      <w:proofErr w:type="spellStart"/>
+      <w:r>
+        <w:t>dim_customer</w:t>
+      </w:r>
+      <w:proofErr w:type="spellEnd"/>
+      <w:r>
+        <w:t xml:space="preserve">, </w:t>
+      </w:r>
+      <w:proofErr w:type="spellStart"/>
+      <w:r>
+        <w:t>dim_plan</w:t>
+      </w:r>
+      <w:proofErr w:type="spellEnd"/>
+      <w:r>
+        <w:t xml:space="preserve">, </w:t>
+      </w:r>
+      <w:proofErr w:type="spellStart"/>
+      <w:r>
+        <w:t>dim_invoice</w:t>
+      </w:r>
+      <w:proofErr w:type="spellEnd"/>
+      <w:r>
+        <w:t xml:space="preserve">, </w:t>
+      </w:r>
+      <w:proofErr w:type="spellStart"/>
+      <w:r>
+        <w:t>dim_payment_method</w:t>
+      </w:r>
+      <w:proofErr w:type="spellEnd"/>
+      <w:r>
+        <w:t xml:space="preserve">, </w:t>
+      </w:r>
+      <w:proofErr w:type="spellStart"/>
+      <w:r>
+        <w:t>dim_date</w:t>
+      </w:r>
+      <w:proofErr w:type="spellEnd"/>
+      <w:r>
+        <w:t>).</w:t>
+      </w:r>
+    </w:p>
+    <w:p/>
     <w:p>
       <w:pPr>
         <w:rPr>
@@ -110,7 +176,55 @@
         <w:t>Formule :</w:t>
       </w:r>
       <w:r>
-        <w:t xml:space="preserve"> SUM(amount WHERE status='succeeded') / 100 groupé par merchant_id et month(transaction_date).</w:t>
+        <w:t xml:space="preserve"> SUM(</w:t>
+      </w:r>
+      <w:proofErr w:type="spellStart"/>
+      <w:r>
+        <w:t>amount</w:t>
+      </w:r>
+      <w:proofErr w:type="spellEnd"/>
+      <w:r>
+        <w:t xml:space="preserve"> WHERE </w:t>
+      </w:r>
+      <w:proofErr w:type="spellStart"/>
+      <w:r>
+        <w:t>status</w:t>
+      </w:r>
+      <w:proofErr w:type="spellEnd"/>
+      <w:r>
+        <w:t>='</w:t>
+      </w:r>
+      <w:proofErr w:type="spellStart"/>
+      <w:r>
+        <w:t>succeeded</w:t>
+      </w:r>
+      <w:proofErr w:type="spellEnd"/>
+      <w:r>
+        <w:t xml:space="preserve">') / 100 groupé par </w:t>
+      </w:r>
+      <w:proofErr w:type="spellStart"/>
+      <w:r>
+        <w:t>merchant_id</w:t>
+      </w:r>
+      <w:proofErr w:type="spellEnd"/>
+      <w:r>
+        <w:t xml:space="preserve"> et </w:t>
+      </w:r>
+      <w:proofErr w:type="spellStart"/>
+      <w:r>
+        <w:t>month</w:t>
+      </w:r>
+      <w:proofErr w:type="spellEnd"/>
+      <w:r>
+        <w:t>(</w:t>
+      </w:r>
+      <w:proofErr w:type="spellStart"/>
+      <w:r>
+        <w:t>transaction_date</w:t>
+      </w:r>
+      <w:proofErr w:type="spellEnd"/>
+      <w:r>
+        <w:t>).</w:t>
       </w:r>
     </w:p>
     <w:p>
@@ -128,16 +242,18 @@
         <w:t>Utilité :</w:t>
       </w:r>
       <w:r>
-        <w:t xml:space="preserve"> permet à Stripe d’identifier ses principaux marchands, d’évaluer la croissance mensuelle et de détecter d’éventuelles baisses d’activité.</w:t>
-      </w:r>
-    </w:p>
-    <w:p>
-      <w:r>
-        <w:pict w14:anchorId="5EC1ADA1">
-          <v:rect id="_x0000_i1098" style="width:0;height:1.5pt" o:hralign="center" o:hrstd="t" o:hr="t" fillcolor="#a0a0a0" stroked="f"/>
-        </w:pict>
-      </w:r>
-    </w:p>
+        <w:t xml:space="preserve"> permet à </w:t>
+      </w:r>
+      <w:proofErr w:type="spellStart"/>
+      <w:r>
+        <w:t>Stripe</w:t>
+      </w:r>
+      <w:proofErr w:type="spellEnd"/>
+      <w:r>
+        <w:t xml:space="preserve"> d’identifier ses principaux marchands, d’évaluer la croissance mensuelle et de détecter d’éventuelles baisses d’activité.</w:t>
+      </w:r>
+    </w:p>
+    <w:p/>
     <w:p>
       <w:r>
         <w:rPr>
@@ -180,7 +296,23 @@
         <w:t>Formule :</w:t>
       </w:r>
       <w:r>
-        <w:t xml:space="preserve"> succeeded_tx / total_tx.</w:t>
+        <w:t xml:space="preserve"> </w:t>
+      </w:r>
+      <w:proofErr w:type="spellStart"/>
+      <w:r>
+        <w:t>succeeded_tx</w:t>
+      </w:r>
+      <w:proofErr w:type="spellEnd"/>
+      <w:r>
+        <w:t xml:space="preserve"> / </w:t>
+      </w:r>
+      <w:proofErr w:type="spellStart"/>
+      <w:r>
+        <w:t>total_tx</w:t>
+      </w:r>
+      <w:proofErr w:type="spellEnd"/>
+      <w:r>
+        <w:t>.</w:t>
       </w:r>
     </w:p>
     <w:p>
@@ -201,13 +333,7 @@
         <w:t xml:space="preserve"> cet indicateur alerte sur les marchands ou moyens de paiement dont le taux de réussite baisse, pouvant révéler des problèmes techniques ou de fraude.</w:t>
       </w:r>
     </w:p>
-    <w:p>
-      <w:r>
-        <w:pict w14:anchorId="472EDE6B">
-          <v:rect id="_x0000_i1099" style="width:0;height:1.5pt" o:hralign="center" o:hrstd="t" o:hr="t" fillcolor="#a0a0a0" stroked="f"/>
-        </w:pict>
-      </w:r>
-    </w:p>
+    <w:p/>
     <w:p>
       <w:pPr>
         <w:rPr>
@@ -256,7 +382,39 @@
         <w:t>Formule :</w:t>
       </w:r>
       <w:r>
-        <w:t xml:space="preserve"> SUM(amount WHERE status='succeeded') / 100 groupé par plan_type.</w:t>
+        <w:t xml:space="preserve"> SUM(</w:t>
+      </w:r>
+      <w:proofErr w:type="spellStart"/>
+      <w:r>
+        <w:t>amount</w:t>
+      </w:r>
+      <w:proofErr w:type="spellEnd"/>
+      <w:r>
+        <w:t xml:space="preserve"> WHERE </w:t>
+      </w:r>
+      <w:proofErr w:type="spellStart"/>
+      <w:r>
+        <w:t>status</w:t>
+      </w:r>
+      <w:proofErr w:type="spellEnd"/>
+      <w:r>
+        <w:t>='</w:t>
+      </w:r>
+      <w:proofErr w:type="spellStart"/>
+      <w:r>
+        <w:t>succeeded</w:t>
+      </w:r>
+      <w:proofErr w:type="spellEnd"/>
+      <w:r>
+        <w:t xml:space="preserve">') / 100 groupé par </w:t>
+      </w:r>
+      <w:proofErr w:type="spellStart"/>
+      <w:r>
+        <w:t>plan_type</w:t>
+      </w:r>
+      <w:proofErr w:type="spellEnd"/>
+      <w:r>
+        <w:t>.</w:t>
       </w:r>
     </w:p>
     <w:p>
@@ -277,13 +435,7 @@
         <w:t xml:space="preserve"> aide le département produit à identifier les plans les plus performants et ceux nécessitant un repositionnement.</w:t>
       </w:r>
     </w:p>
-    <w:p>
-      <w:r>
-        <w:pict w14:anchorId="6C177C0B">
-          <v:rect id="_x0000_i1100" style="width:0;height:1.5pt" o:hralign="center" o:hrstd="t" o:hr="t" fillcolor="#a0a0a0" stroked="f"/>
-        </w:pict>
-      </w:r>
-    </w:p>
+    <w:p/>
     <w:p>
       <w:pPr>
         <w:rPr>
@@ -366,7 +518,31 @@
         <w:t>Revenu % :</w:t>
       </w:r>
       <w:r>
-        <w:t xml:space="preserve"> SUM(amount WHERE succeeded)/SUM(amount).</w:t>
+        <w:t xml:space="preserve"> SUM(</w:t>
+      </w:r>
+      <w:proofErr w:type="spellStart"/>
+      <w:r>
+        <w:t>amount</w:t>
+      </w:r>
+      <w:proofErr w:type="spellEnd"/>
+      <w:r>
+        <w:t xml:space="preserve"> WHERE </w:t>
+      </w:r>
+      <w:proofErr w:type="spellStart"/>
+      <w:r>
+        <w:t>succeeded</w:t>
+      </w:r>
+      <w:proofErr w:type="spellEnd"/>
+      <w:r>
+        <w:t>)/SUM(</w:t>
+      </w:r>
+      <w:proofErr w:type="spellStart"/>
+      <w:r>
+        <w:t>amount</w:t>
+      </w:r>
+      <w:proofErr w:type="spellEnd"/>
+      <w:r>
+        <w:t>).</w:t>
       </w:r>
     </w:p>
     <w:p>
@@ -387,26 +563,36 @@
         <w:t xml:space="preserve"> permet de mieux comprendre les préférences clients et d’ajuster les partenariats avec les réseaux de paiement.</w:t>
       </w:r>
     </w:p>
-    <w:p>
-      <w:r>
-        <w:pict w14:anchorId="5BFEB5A5">
-          <v:rect id="_x0000_i1101" style="width:0;height:1.5pt" o:hralign="center" o:hrstd="t" o:hr="t" fillcolor="#a0a0a0" stroked="f"/>
-        </w:pict>
-      </w:r>
-    </w:p>
-    <w:p>
-      <w:pPr>
-        <w:rPr>
-          <w:b/>
-          <w:bCs/>
-        </w:rPr>
-      </w:pPr>
-      <w:r>
-        <w:rPr>
-          <w:b/>
-          <w:bCs/>
-        </w:rPr>
-        <w:t xml:space="preserve"> 5. DSO moyen (Days Sales Outstanding)</w:t>
+    <w:p/>
+    <w:p>
+      <w:pPr>
+        <w:rPr>
+          <w:b/>
+          <w:bCs/>
+        </w:rPr>
+      </w:pPr>
+      <w:r>
+        <w:rPr>
+          <w:b/>
+          <w:bCs/>
+        </w:rPr>
+        <w:t xml:space="preserve"> 5. DSO moyen (Days Sales </w:t>
+      </w:r>
+      <w:proofErr w:type="spellStart"/>
+      <w:r>
+        <w:rPr>
+          <w:b/>
+          <w:bCs/>
+        </w:rPr>
+        <w:t>Outstanding</w:t>
+      </w:r>
+      <w:proofErr w:type="spellEnd"/>
+      <w:r>
+        <w:rPr>
+          <w:b/>
+          <w:bCs/>
+        </w:rPr>
+        <w:t>)</w:t>
       </w:r>
     </w:p>
     <w:p>
@@ -442,7 +628,23 @@
         <w:t>Formule :</w:t>
       </w:r>
       <w:r>
-        <w:t xml:space="preserve"> AVG(first_paid_at - issue_date) en jours.</w:t>
+        <w:t xml:space="preserve"> AVG(</w:t>
+      </w:r>
+      <w:proofErr w:type="spellStart"/>
+      <w:r>
+        <w:t>first_paid_at</w:t>
+      </w:r>
+      <w:proofErr w:type="spellEnd"/>
+      <w:r>
+        <w:t xml:space="preserve"> - </w:t>
+      </w:r>
+      <w:proofErr w:type="spellStart"/>
+      <w:r>
+        <w:t>issue_date</w:t>
+      </w:r>
+      <w:proofErr w:type="spellEnd"/>
+      <w:r>
+        <w:t>) en jours.</w:t>
       </w:r>
     </w:p>
     <w:p>
@@ -463,13 +665,7 @@
         <w:t xml:space="preserve"> indicateur financier essentiel pour le pilotage de trésorerie et la qualité du recouvrement.</w:t>
       </w:r>
     </w:p>
-    <w:p>
-      <w:r>
-        <w:pict w14:anchorId="558B5A53">
-          <v:rect id="_x0000_i1102" style="width:0;height:1.5pt" o:hralign="center" o:hrstd="t" o:hr="t" fillcolor="#a0a0a0" stroked="f"/>
-        </w:pict>
-      </w:r>
-    </w:p>
+    <w:p/>
     <w:p>
       <w:pPr>
         <w:rPr>
@@ -518,7 +714,31 @@
         <w:t>Formule :</w:t>
       </w:r>
       <w:r>
-        <w:t xml:space="preserve"> SUM(amount WHERE status='succeeded' AND date&gt;NOW()-30d) groupé par marchand.</w:t>
+        <w:t xml:space="preserve"> SUM(</w:t>
+      </w:r>
+      <w:proofErr w:type="spellStart"/>
+      <w:r>
+        <w:t>amount</w:t>
+      </w:r>
+      <w:proofErr w:type="spellEnd"/>
+      <w:r>
+        <w:t xml:space="preserve"> WHERE </w:t>
+      </w:r>
+      <w:proofErr w:type="spellStart"/>
+      <w:r>
+        <w:t>status</w:t>
+      </w:r>
+      <w:proofErr w:type="spellEnd"/>
+      <w:r>
+        <w:t>='</w:t>
+      </w:r>
+      <w:proofErr w:type="spellStart"/>
+      <w:r>
+        <w:t>succeeded</w:t>
+      </w:r>
+      <w:proofErr w:type="spellEnd"/>
+      <w:r>
+        <w:t>' AND date&gt;NOW()-30d) groupé par marchand.</w:t>
       </w:r>
     </w:p>
     <w:p>
@@ -536,29 +756,47 @@
         <w:t>Utilité :</w:t>
       </w:r>
       <w:r>
-        <w:t xml:space="preserve"> met en avant les comptes stratégiques et permet aux équipes Customer Success d’assurer un suivi prioritaire.</w:t>
-      </w:r>
-    </w:p>
-    <w:p>
-      <w:r>
-        <w:pict w14:anchorId="5E1504C2">
-          <v:rect id="_x0000_i1103" style="width:0;height:1.5pt" o:hralign="center" o:hrstd="t" o:hr="t" fillcolor="#a0a0a0" stroked="f"/>
-        </w:pict>
-      </w:r>
-    </w:p>
-    <w:p>
-      <w:pPr>
-        <w:rPr>
-          <w:b/>
-          <w:bCs/>
-        </w:rPr>
-      </w:pPr>
-      <w:r>
-        <w:rPr>
-          <w:b/>
-          <w:bCs/>
-        </w:rPr>
-        <w:t>7. Croissance mensuelle du revenu (MoM %)</w:t>
+        <w:t xml:space="preserve"> met en avant les comptes stratégiques et permet aux équipes Customer </w:t>
+      </w:r>
+      <w:proofErr w:type="spellStart"/>
+      <w:r>
+        <w:t>Success</w:t>
+      </w:r>
+      <w:proofErr w:type="spellEnd"/>
+      <w:r>
+        <w:t xml:space="preserve"> d’assurer un suivi prioritaire.</w:t>
+      </w:r>
+    </w:p>
+    <w:p/>
+    <w:p>
+      <w:pPr>
+        <w:rPr>
+          <w:b/>
+          <w:bCs/>
+        </w:rPr>
+      </w:pPr>
+      <w:r>
+        <w:rPr>
+          <w:b/>
+          <w:bCs/>
+        </w:rPr>
+        <w:t>7. Croissance mensuelle du revenu (</w:t>
+      </w:r>
+      <w:proofErr w:type="spellStart"/>
+      <w:r>
+        <w:rPr>
+          <w:b/>
+          <w:bCs/>
+        </w:rPr>
+        <w:t>MoM</w:t>
+      </w:r>
+      <w:proofErr w:type="spellEnd"/>
+      <w:r>
+        <w:rPr>
+          <w:b/>
+          <w:bCs/>
+        </w:rPr>
+        <w:t xml:space="preserve"> %)</w:t>
       </w:r>
     </w:p>
     <w:p>
@@ -594,7 +832,15 @@
         <w:t>Formule :</w:t>
       </w:r>
       <w:r>
-        <w:t xml:space="preserve"> (revenu_mois_N - revenu_mois_N-1)/revenu_mois_N-1 × 100.</w:t>
+        <w:t xml:space="preserve"> (</w:t>
+      </w:r>
+      <w:proofErr w:type="spellStart"/>
+      <w:r>
+        <w:t>revenu_mois_N</w:t>
+      </w:r>
+      <w:proofErr w:type="spellEnd"/>
+      <w:r>
+        <w:t xml:space="preserve"> - revenu_mois_N-1)/revenu_mois_N-1 × 100.</w:t>
       </w:r>
     </w:p>
     <w:p>
@@ -612,16 +858,18 @@
         <w:t>Utilité :</w:t>
       </w:r>
       <w:r>
-        <w:t xml:space="preserve"> indicateur de performance globale de Stripe ; permet de suivre l’évolution de l’activité agrégée ou par marché.</w:t>
-      </w:r>
-    </w:p>
-    <w:p>
-      <w:r>
-        <w:pict w14:anchorId="676461D0">
-          <v:rect id="_x0000_i1104" style="width:0;height:1.5pt" o:hralign="center" o:hrstd="t" o:hr="t" fillcolor="#a0a0a0" stroked="f"/>
-        </w:pict>
-      </w:r>
-    </w:p>
+        <w:t xml:space="preserve"> indicateur de performance globale de </w:t>
+      </w:r>
+      <w:proofErr w:type="spellStart"/>
+      <w:r>
+        <w:t>Stripe</w:t>
+      </w:r>
+      <w:proofErr w:type="spellEnd"/>
+      <w:r>
+        <w:t xml:space="preserve"> ; permet de suivre l’évolution de l’activité agrégée ou par marché.</w:t>
+      </w:r>
+    </w:p>
+    <w:p/>
     <w:p>
       <w:pPr>
         <w:rPr>
@@ -678,7 +926,31 @@
         <w:t>Formule :</w:t>
       </w:r>
       <w:r>
-        <w:t xml:space="preserve"> AVG(amount WHERE status='succeeded')/100.</w:t>
+        <w:t xml:space="preserve"> AVG(</w:t>
+      </w:r>
+      <w:proofErr w:type="spellStart"/>
+      <w:r>
+        <w:t>amount</w:t>
+      </w:r>
+      <w:proofErr w:type="spellEnd"/>
+      <w:r>
+        <w:t xml:space="preserve"> WHERE </w:t>
+      </w:r>
+      <w:proofErr w:type="spellStart"/>
+      <w:r>
+        <w:t>status</w:t>
+      </w:r>
+      <w:proofErr w:type="spellEnd"/>
+      <w:r>
+        <w:t>='</w:t>
+      </w:r>
+      <w:proofErr w:type="spellStart"/>
+      <w:r>
+        <w:t>succeeded</w:t>
+      </w:r>
+      <w:proofErr w:type="spellEnd"/>
+      <w:r>
+        <w:t>')/100.</w:t>
       </w:r>
     </w:p>
     <w:p>
@@ -696,17 +968,18 @@
         <w:t>Utilité :</w:t>
       </w:r>
       <w:r>
-        <w:t xml:space="preserve"> aide à comparer la typologie de marchands (B2C vs B2B, petits vs gros montants) et à orienter les stratégies de pricing.</w:t>
-      </w:r>
-    </w:p>
-    <w:p>
-      <w:r>
-        <w:lastRenderedPageBreak/>
-        <w:pict w14:anchorId="11095284">
-          <v:rect id="_x0000_i1105" style="width:0;height:1.5pt" o:hralign="center" o:hrstd="t" o:hr="t" fillcolor="#a0a0a0" stroked="f"/>
-        </w:pict>
-      </w:r>
-    </w:p>
+        <w:t xml:space="preserve"> aide à comparer la typologie de marchands (B2C vs B2B, petits vs gros montants) et à orienter les stratégies de </w:t>
+      </w:r>
+      <w:proofErr w:type="spellStart"/>
+      <w:r>
+        <w:t>pricing</w:t>
+      </w:r>
+      <w:proofErr w:type="spellEnd"/>
+      <w:r>
+        <w:t>.</w:t>
+      </w:r>
+    </w:p>
+    <w:p/>
     <w:p>
       <w:pPr>
         <w:rPr>
@@ -755,7 +1028,15 @@
         <w:t>Formule :</w:t>
       </w:r>
       <w:r>
-        <w:t xml:space="preserve"> COUNT(DISTINCT customer_id) groupé par mois.</w:t>
+        <w:t xml:space="preserve"> COUNT(DISTINCT </w:t>
+      </w:r>
+      <w:proofErr w:type="spellStart"/>
+      <w:r>
+        <w:t>customer_id</w:t>
+      </w:r>
+      <w:proofErr w:type="spellEnd"/>
+      <w:r>
+        <w:t>) groupé par mois.</w:t>
       </w:r>
     </w:p>
     <w:p>
@@ -776,13 +1057,7 @@
         <w:t xml:space="preserve"> indicateur d’activité client permettant de suivre la rétention et la croissance de la base utilisateurs.</w:t>
       </w:r>
     </w:p>
-    <w:p>
-      <w:r>
-        <w:pict w14:anchorId="2DAF3F49">
-          <v:rect id="_x0000_i1106" style="width:0;height:1.5pt" o:hralign="center" o:hrstd="t" o:hr="t" fillcolor="#a0a0a0" stroked="f"/>
-        </w:pict>
-      </w:r>
-    </w:p>
+    <w:p/>
     <w:p>
       <w:pPr>
         <w:rPr>
@@ -831,7 +1106,23 @@
         <w:t>Formule :</w:t>
       </w:r>
       <w:r>
-        <w:t xml:space="preserve"> failed_tx / total_tx sur 60 jours glissants.</w:t>
+        <w:t xml:space="preserve"> </w:t>
+      </w:r>
+      <w:proofErr w:type="spellStart"/>
+      <w:r>
+        <w:t>failed_tx</w:t>
+      </w:r>
+      <w:proofErr w:type="spellEnd"/>
+      <w:r>
+        <w:t xml:space="preserve"> / </w:t>
+      </w:r>
+      <w:proofErr w:type="spellStart"/>
+      <w:r>
+        <w:t>total_tx</w:t>
+      </w:r>
+      <w:proofErr w:type="spellEnd"/>
+      <w:r>
+        <w:t xml:space="preserve"> sur 60 jours glissants.</w:t>
       </w:r>
     </w:p>
     <w:p>
@@ -852,31 +1143,23 @@
         <w:t xml:space="preserve"> permet de cibler les problèmes de fiabilité technique ou de conformité sur certains réseaux (ex. cartes refusées, 3DS, etc.).</w:t>
       </w:r>
     </w:p>
-    <w:p>
-      <w:r>
-        <w:pict w14:anchorId="371BA93D">
-          <v:rect id="_x0000_i1107" style="width:0;height:1.5pt" o:hralign="center" o:hrstd="t" o:hr="t" fillcolor="#a0a0a0" stroked="f"/>
-        </w:pict>
-      </w:r>
-    </w:p>
-    <w:p>
-      <w:pPr>
-        <w:rPr>
-          <w:b/>
-          <w:bCs/>
-        </w:rPr>
-      </w:pPr>
-      <w:r>
-        <w:rPr>
-          <w:b/>
-          <w:bCs/>
-        </w:rPr>
+    <w:p/>
+    <w:p>
+      <w:r>
         <w:t xml:space="preserve"> Synthèse des enseignements</w:t>
       </w:r>
     </w:p>
     <w:p>
       <w:r>
-        <w:t>Les dix KPI couvrent l’ensemble du cycle transactionnel Stripe :</w:t>
+        <w:t xml:space="preserve">Les dix KPI couvrent l’ensemble du cycle transactionnel </w:t>
+      </w:r>
+      <w:proofErr w:type="spellStart"/>
+      <w:r>
+        <w:t>Stripe</w:t>
+      </w:r>
+      <w:proofErr w:type="spellEnd"/>
+      <w:r>
+        <w:t xml:space="preserve"> :</w:t>
       </w:r>
     </w:p>
     <w:p>
@@ -887,14 +1170,7 @@
         </w:numPr>
       </w:pPr>
       <w:r>
-        <w:rPr>
-          <w:b/>
-          <w:bCs/>
-        </w:rPr>
-        <w:t>Flux financiers</w:t>
-      </w:r>
-      <w:r>
-        <w:t xml:space="preserve"> → revenu, croissance, panier moyen, DSO, mix.</w:t>
+        <w:t>Flux financiers → revenu, croissance, panier moyen, DSO, mix.</w:t>
       </w:r>
     </w:p>
     <w:p>
@@ -905,14 +1181,7 @@
         </w:numPr>
       </w:pPr>
       <w:r>
-        <w:rPr>
-          <w:b/>
-          <w:bCs/>
-        </w:rPr>
-        <w:t>Performance opérationnelle</w:t>
-      </w:r>
-      <w:r>
-        <w:t xml:space="preserve"> → taux de succès, échecs, top marchands.</w:t>
+        <w:t>Performance opérationnelle → taux de succès, échecs, top marchands.</w:t>
       </w:r>
     </w:p>
     <w:p>
@@ -923,29 +1192,12 @@
         </w:numPr>
       </w:pPr>
       <w:r>
-        <w:rPr>
-          <w:b/>
-          <w:bCs/>
-        </w:rPr>
-        <w:t>Comportement client</w:t>
-      </w:r>
-      <w:r>
-        <w:t xml:space="preserve"> → activité mensuelle, fidélité.</w:t>
-      </w:r>
-    </w:p>
-    <w:p>
-      <w:r>
-        <w:t xml:space="preserve">Ils démontrent la capacité du modèle OLAP à fournir des </w:t>
-      </w:r>
-      <w:r>
-        <w:rPr>
-          <w:b/>
-          <w:bCs/>
-        </w:rPr>
-        <w:t>indicateurs financiers, opérationnels et comportementaux</w:t>
-      </w:r>
-      <w:r>
-        <w:t xml:space="preserve"> de manière cohérente, directement exploitables dans un outil de BI ou un rapport automatisé.</w:t>
+        <w:t>Comportement client → activité mensuelle, fidélité.</w:t>
+      </w:r>
+    </w:p>
+    <w:p>
+      <w:r>
+        <w:t>Ils démontrent la capacité du modèle OLAP à fournir des indicateurs financiers, opérationnels et comportementaux de manière cohérente, directement exploitables dans un outil de BI ou un rapport automatisé.</w:t>
       </w:r>
     </w:p>
     <w:p/>
@@ -3391,6 +3643,7 @@
   <w:style w:type="character" w:default="1" w:styleId="Policepardfaut">
     <w:name w:val="Default Paragraph Font"/>
     <w:uiPriority w:val="1"/>
+    <w:semiHidden/>
     <w:unhideWhenUsed/>
   </w:style>
   <w:style w:type="table" w:default="1" w:styleId="TableauNormal">
